--- a/сети/2.8.docx
+++ b/сети/2.8.docx
@@ -3,31 +3,234 @@
 <w:document xmlns:wpc="http://schemas.microsoft.com/office/word/2010/wordprocessingCanvas" xmlns:cx="http://schemas.microsoft.com/office/drawing/2014/chartex" xmlns:cx1="http://schemas.microsoft.com/office/drawing/2015/9/8/chartex" xmlns:cx2="http://schemas.microsoft.com/office/drawing/2015/10/21/chartex" xmlns:cx3="http://schemas.microsoft.com/office/drawing/2016/5/9/chartex" xmlns:cx4="http://schemas.microsoft.com/office/drawing/2016/5/10/chartex" xmlns:cx5="http://schemas.microsoft.com/office/drawing/2016/5/11/chartex" xmlns:cx6="http://schemas.microsoft.com/office/drawing/2016/5/12/chartex" xmlns:cx7="http://schemas.microsoft.com/office/drawing/2016/5/13/chartex" xmlns:cx8="http://schemas.microsoft.com/office/drawing/2016/5/14/chartex" xmlns:mc="http://schemas.openxmlformats.org/markup-compatibility/2006" xmlns:aink="http://schemas.microsoft.com/office/drawing/2016/ink" xmlns:am3d="http://schemas.microsoft.com/office/drawing/2017/model3d" xmlns:o="urn:schemas-microsoft-com:office:office" xmlns:oel="http://schemas.microsoft.com/office/2019/extlst" xmlns:r="http://schemas.openxmlformats.org/officeDocument/2006/relationships" xmlns:m="http://schemas.openxmlformats.org/officeDocument/2006/math" xmlns:v="urn:schemas-microsoft-com:vml" xmlns:wp14="http://schemas.microsoft.com/office/word/2010/wordprocessingDrawing" xmlns:wp="http://schemas.openxmlformats.org/drawingml/2006/wordprocessingDrawing" xmlns:w10="urn:schemas-microsoft-com:office:word" xmlns:w="http://schemas.openxmlformats.org/wordprocessingml/2006/main" xmlns:w14="http://schemas.microsoft.com/office/word/2010/wordml" xmlns:w15="http://schemas.microsoft.com/office/word/2012/wordml" xmlns:w16cex="http://schemas.microsoft.com/office/word/2018/wordml/cex" xmlns:w16cid="http://schemas.microsoft.com/office/word/2016/wordml/cid" xmlns:w16="http://schemas.microsoft.com/office/word/2018/wordml" xmlns:w16du="http://schemas.microsoft.com/office/word/2023/wordml/word16du" xmlns:w16sdtdh="http://schemas.microsoft.com/office/word/2020/wordml/sdtdatahash" xmlns:w16sdtfl="http://schemas.microsoft.com/office/word/2024/wordml/sdtformatlock" xmlns:w16se="http://schemas.microsoft.com/office/word/2015/wordml/symex" xmlns:wpg="http://schemas.microsoft.com/office/word/2010/wordprocessingGroup" xmlns:wpi="http://schemas.microsoft.com/office/word/2010/wordprocessingInk" xmlns:wne="http://schemas.microsoft.com/office/word/2006/wordml" xmlns:wps="http://schemas.microsoft.com/office/word/2010/wordprocessingShape" mc:Ignorable="w14 w15 w16se w16cid w16 w16cex w16sdtdh w16sdtfl w16du wp14">
   <w:body>
     <w:p>
+      <w:pPr>
+        <w:jc w:val="center"/>
+      </w:pPr>
+      <w:r>
+        <w:t> </w:t>
+      </w:r>
+      <w:r>
+        <w:t>Федеральное государственное бюджетное образовательное учреждение высшего</w:t>
+      </w:r>
+    </w:p>
+    <w:p>
+      <w:pPr>
+        <w:jc w:val="center"/>
+      </w:pPr>
+      <w:r>
+        <w:t>образования</w:t>
+      </w:r>
+    </w:p>
+    <w:p>
+      <w:pPr>
+        <w:jc w:val="center"/>
+      </w:pPr>
+      <w:r>
+        <w:t>«Чувашский государственный университет им. И.Н. Ульянова»</w:t>
+      </w:r>
+    </w:p>
+    <w:p>
+      <w:pPr>
+        <w:jc w:val="center"/>
+      </w:pPr>
+      <w:r>
+        <w:t>Кафедра вычислительной техники</w:t>
+      </w:r>
+    </w:p>
+    <w:p>
+      <w:r>
+        <w:t xml:space="preserve"> </w:t>
+      </w:r>
+    </w:p>
+    <w:p>
+      <w:r>
+        <w:t xml:space="preserve"> </w:t>
+      </w:r>
+    </w:p>
+    <w:p>
+      <w:r>
+        <w:t xml:space="preserve"> </w:t>
+      </w:r>
+    </w:p>
+    <w:p>
+      <w:r>
+        <w:t xml:space="preserve"> </w:t>
+      </w:r>
+    </w:p>
+    <w:p>
+      <w:r>
+        <w:t xml:space="preserve"> </w:t>
+      </w:r>
+    </w:p>
+    <w:p>
+      <w:r>
+        <w:t xml:space="preserve"> </w:t>
+      </w:r>
+    </w:p>
+    <w:p>
+      <w:r>
+        <w:t xml:space="preserve"> </w:t>
+      </w:r>
+    </w:p>
+    <w:p>
+      <w:r>
+        <w:t xml:space="preserve"> </w:t>
+      </w:r>
+    </w:p>
+    <w:p>
+      <w:r>
+        <w:t xml:space="preserve"> </w:t>
+      </w:r>
+    </w:p>
+    <w:p>
+      <w:pPr>
+        <w:rPr>
+          <w:sz w:val="28"/>
+          <w:szCs w:val="28"/>
+        </w:rPr>
+      </w:pPr>
+      <w:r>
+        <w:t xml:space="preserve"> </w:t>
+      </w:r>
+    </w:p>
+    <w:p>
+      <w:pPr>
+        <w:jc w:val="center"/>
+        <w:rPr>
+          <w:sz w:val="28"/>
+          <w:szCs w:val="28"/>
+        </w:rPr>
+      </w:pPr>
+      <w:r>
+        <w:rPr>
+          <w:sz w:val="28"/>
+          <w:szCs w:val="28"/>
+        </w:rPr>
+        <w:t>Лабораторная работа №</w:t>
+      </w:r>
+      <w:r>
+        <w:rPr>
+          <w:sz w:val="28"/>
+          <w:szCs w:val="28"/>
+        </w:rPr>
+        <w:t>1</w:t>
+      </w:r>
+      <w:r>
+        <w:rPr>
+          <w:sz w:val="28"/>
+          <w:szCs w:val="28"/>
+        </w:rPr>
+        <w:t>6</w:t>
+      </w:r>
+    </w:p>
+    <w:p>
+      <w:pPr>
+        <w:jc w:val="center"/>
+      </w:pPr>
+      <w:r>
+        <w:rPr>
+          <w:rFonts w:ascii="Arial" w:hAnsi="Arial" w:cs="Arial"/>
+          <w:b/>
+          <w:bCs/>
+          <w:color w:val="45423D"/>
+          <w:sz w:val="28"/>
+          <w:szCs w:val="28"/>
+          <w:shd w:val="clear" w:color="auto" w:fill="FFFFFF"/>
+        </w:rPr>
+        <w:t>Настройка LDAP</w:t>
+      </w:r>
+    </w:p>
+    <w:p/>
+    <w:p/>
+    <w:p>
+      <w:pPr>
+        <w:jc w:val="right"/>
+      </w:pPr>
+    </w:p>
+    <w:p>
+      <w:pPr>
+        <w:jc w:val="right"/>
+      </w:pPr>
+    </w:p>
+    <w:p>
+      <w:pPr>
+        <w:jc w:val="right"/>
+      </w:pPr>
+    </w:p>
+    <w:p>
+      <w:pPr>
+        <w:jc w:val="right"/>
+      </w:pPr>
+      <w:r>
+        <w:t xml:space="preserve"> </w:t>
+      </w:r>
+    </w:p>
+    <w:p>
+      <w:pPr>
+        <w:jc w:val="right"/>
+      </w:pPr>
+      <w:r>
+        <w:t xml:space="preserve"> </w:t>
+      </w:r>
+    </w:p>
+    <w:p>
+      <w:pPr>
+        <w:jc w:val="right"/>
+      </w:pPr>
+      <w:r>
+        <w:t>Выполнил: Иванов В.С.</w:t>
+      </w:r>
+    </w:p>
+    <w:p>
+      <w:pPr>
+        <w:jc w:val="right"/>
+      </w:pPr>
+      <w:r>
+        <w:t xml:space="preserve">студент группы ИВТ-41-22 </w:t>
+      </w:r>
+    </w:p>
+    <w:p>
+      <w:pPr>
+        <w:jc w:val="right"/>
+      </w:pPr>
+      <w:r>
+        <w:t>Проверил: Путевская Ирина Валерьевна</w:t>
+      </w:r>
+    </w:p>
+    <w:p>
+      <w:pPr>
+        <w:jc w:val="center"/>
+      </w:pPr>
+      <w:r>
+        <w:t>Чебоксары, 2025</w:t>
+      </w:r>
+    </w:p>
+    <w:p/>
+    <w:p/>
+    <w:p/>
+    <w:p/>
+    <w:p>
       <w:r>
         <w:t xml:space="preserve">Установим </w:t>
       </w:r>
-      <w:proofErr w:type="spellStart"/>
       <w:r>
         <w:rPr>
           <w:lang w:val="en-US"/>
         </w:rPr>
         <w:t>slapd</w:t>
       </w:r>
-      <w:proofErr w:type="spellEnd"/>
       <w:r>
         <w:t xml:space="preserve"> </w:t>
       </w:r>
       <w:r>
         <w:t xml:space="preserve">и </w:t>
       </w:r>
-      <w:proofErr w:type="spellStart"/>
       <w:r>
         <w:rPr>
           <w:lang w:val="en-US"/>
         </w:rPr>
         <w:t>ldap</w:t>
       </w:r>
-      <w:proofErr w:type="spellEnd"/>
       <w:r>
         <w:t>-</w:t>
       </w:r>
@@ -43,17 +246,19 @@
       <w:r>
         <w:t xml:space="preserve">и настроим </w:t>
       </w:r>
-      <w:proofErr w:type="spellStart"/>
       <w:r>
         <w:rPr>
           <w:lang w:val="en-US"/>
         </w:rPr>
         <w:t>slapd</w:t>
       </w:r>
-      <w:proofErr w:type="spellEnd"/>
-    </w:p>
-    <w:p>
-      <w:r>
+    </w:p>
+    <w:p>
+      <w:r>
+        <w:rPr>
+          <w:noProof/>
+        </w:rPr>
+        <w:lastRenderedPageBreak/>
         <w:drawing>
           <wp:inline distT="0" distB="0" distL="0" distR="0" wp14:anchorId="5E9AFB95" wp14:editId="3E119A45">
             <wp:extent cx="4343776" cy="2103302"/>
@@ -98,6 +303,9 @@
         </w:rPr>
       </w:pPr>
       <w:r>
+        <w:rPr>
+          <w:noProof/>
+        </w:rPr>
         <w:drawing>
           <wp:inline distT="0" distB="0" distL="0" distR="0" wp14:anchorId="6E1B2226" wp14:editId="10F34A56">
             <wp:extent cx="5616427" cy="1699407"/>
@@ -142,6 +350,9 @@
     </w:p>
     <w:p>
       <w:r>
+        <w:rPr>
+          <w:noProof/>
+        </w:rPr>
         <w:drawing>
           <wp:inline distT="0" distB="0" distL="0" distR="0" wp14:anchorId="066E5D79" wp14:editId="7494EA9A">
             <wp:extent cx="3779848" cy="1371719"/>
@@ -186,6 +397,9 @@
     </w:p>
     <w:p>
       <w:r>
+        <w:rPr>
+          <w:noProof/>
+        </w:rPr>
         <w:drawing>
           <wp:inline distT="0" distB="0" distL="0" distR="0" wp14:anchorId="1E36BD21" wp14:editId="76AE0266">
             <wp:extent cx="5940425" cy="777875"/>
@@ -229,14 +443,12 @@
       </w:r>
     </w:p>
     <w:p>
-      <w:proofErr w:type="spellStart"/>
       <w:r>
         <w:rPr>
           <w:lang w:val="en-US"/>
         </w:rPr>
         <w:t>Uid</w:t>
       </w:r>
-      <w:proofErr w:type="spellEnd"/>
       <w:r>
         <w:t xml:space="preserve"> = </w:t>
       </w:r>
@@ -249,6 +461,9 @@
     </w:p>
     <w:p>
       <w:r>
+        <w:rPr>
+          <w:noProof/>
+        </w:rPr>
         <w:drawing>
           <wp:inline distT="0" distB="0" distL="0" distR="0" wp14:anchorId="0B08DE00" wp14:editId="0CBBD7ED">
             <wp:extent cx="4191363" cy="1158340"/>
@@ -293,6 +508,9 @@
         </w:rPr>
       </w:pPr>
       <w:r>
+        <w:rPr>
+          <w:noProof/>
+        </w:rPr>
         <w:lastRenderedPageBreak/>
         <w:drawing>
           <wp:inline distT="0" distB="0" distL="0" distR="0" wp14:anchorId="011AD469" wp14:editId="57220EE6">
@@ -332,30 +550,26 @@
       </w:r>
     </w:p>
     <w:p>
-      <w:pPr>
+      <w:r>
+        <w:t xml:space="preserve">Установим </w:t>
+      </w:r>
+      <w:r>
         <w:rPr>
           <w:lang w:val="en-US"/>
         </w:rPr>
-      </w:pPr>
-      <w:r>
-        <w:t xml:space="preserve">Установим </w:t>
-      </w:r>
-      <w:proofErr w:type="spellStart"/>
+        <w:t>phpldapadmin</w:t>
+      </w:r>
+      <w:r>
+        <w:t xml:space="preserve"> и </w:t>
+      </w:r>
       <w:r>
         <w:rPr>
           <w:lang w:val="en-US"/>
         </w:rPr>
-        <w:t>phpldapadmin</w:t>
-      </w:r>
-      <w:proofErr w:type="spellEnd"/>
-      <w:r>
-        <w:t xml:space="preserve"> и </w:t>
-      </w:r>
-      <w:r>
-        <w:rPr>
-          <w:lang w:val="en-US"/>
-        </w:rPr>
-        <w:t>apache2</w:t>
+        <w:t>apache</w:t>
+      </w:r>
+      <w:r>
+        <w:t>2</w:t>
       </w:r>
     </w:p>
     <w:p>
@@ -365,6 +579,9 @@
     </w:p>
     <w:p>
       <w:r>
+        <w:rPr>
+          <w:noProof/>
+        </w:rPr>
         <w:drawing>
           <wp:inline distT="0" distB="0" distL="0" distR="0" wp14:anchorId="0B8CEE36" wp14:editId="423623C3">
             <wp:extent cx="5940425" cy="2607310"/>
@@ -404,6 +621,9 @@
     </w:p>
     <w:p>
       <w:r>
+        <w:rPr>
+          <w:noProof/>
+        </w:rPr>
         <w:drawing>
           <wp:inline distT="0" distB="0" distL="0" distR="0" wp14:anchorId="4182BC0C" wp14:editId="04149E90">
             <wp:extent cx="5940425" cy="2616200"/>
@@ -443,6 +663,9 @@
     </w:p>
     <w:p>
       <w:r>
+        <w:rPr>
+          <w:noProof/>
+        </w:rPr>
         <w:drawing>
           <wp:inline distT="0" distB="0" distL="0" distR="0" wp14:anchorId="5E2F3A52" wp14:editId="1D27BF5F">
             <wp:extent cx="5940425" cy="789305"/>
@@ -487,6 +710,9 @@
     </w:p>
     <w:p>
       <w:r>
+        <w:rPr>
+          <w:noProof/>
+        </w:rPr>
         <w:lastRenderedPageBreak/>
         <w:drawing>
           <wp:inline distT="0" distB="0" distL="0" distR="0" wp14:anchorId="256B2C8F" wp14:editId="619F4FFE">
@@ -532,6 +758,9 @@
     </w:p>
     <w:p>
       <w:r>
+        <w:rPr>
+          <w:noProof/>
+        </w:rPr>
         <w:drawing>
           <wp:inline distT="0" distB="0" distL="0" distR="0" wp14:anchorId="06A3926F" wp14:editId="23F8139A">
             <wp:extent cx="5220152" cy="3551228"/>
@@ -593,6 +822,7 @@
       </w:pPr>
       <w:r>
         <w:rPr>
+          <w:noProof/>
           <w:lang w:val="en-US"/>
         </w:rPr>
         <w:lastRenderedPageBreak/>
@@ -646,6 +876,7 @@
       </w:pPr>
       <w:r>
         <w:rPr>
+          <w:noProof/>
           <w:lang w:val="en-US"/>
         </w:rPr>
         <w:lastRenderedPageBreak/>
@@ -689,6 +920,7 @@
     <w:p>
       <w:r>
         <w:rPr>
+          <w:noProof/>
           <w:lang w:val="en-US"/>
         </w:rPr>
         <w:drawing>
@@ -749,6 +981,7 @@
       </w:pPr>
       <w:r>
         <w:rPr>
+          <w:noProof/>
           <w:lang w:val="en-US"/>
         </w:rPr>
         <w:drawing>
@@ -1422,7 +1655,6 @@
   <w:style w:type="character" w:default="1" w:styleId="a0">
     <w:name w:val="Default Paragraph Font"/>
     <w:uiPriority w:val="1"/>
-    <w:semiHidden/>
     <w:unhideWhenUsed/>
   </w:style>
   <w:style w:type="table" w:default="1" w:styleId="a1">
